--- a/website_pds_java/Chapter5_StudentGrader_project/Synopsis.docx
+++ b/website_pds_java/Chapter5_StudentGrader_project/Synopsis.docx
@@ -6,6 +6,8 @@
       <w:sdtPr>
         <w:rPr>
           <w:rFonts w:asciiTheme="minorHAnsi" w:eastAsiaTheme="minorEastAsia" w:hAnsiTheme="minorHAnsi" w:cstheme="minorBidi"/>
+          <w:sz w:val="32"/>
+          <w:szCs w:val="32"/>
           <w:lang w:bidi="ar-SA"/>
           <w14:ligatures w14:val="standardContextual"/>
         </w:rPr>
@@ -29,17 +31,31 @@
             <w:rPr>
               <w:rFonts w:asciiTheme="minorHAnsi" w:eastAsiaTheme="minorEastAsia" w:hAnsiTheme="minorHAnsi" w:cstheme="minorBidi"/>
               <w:noProof/>
+              <w:sz w:val="32"/>
+              <w:szCs w:val="32"/>
               <w:lang w:eastAsia="en-US" w:bidi="ar-SA"/>
               <w14:ligatures w14:val="standardContextual"/>
             </w:rPr>
           </w:pPr>
           <w:r>
+            <w:rPr>
+              <w:sz w:val="32"/>
+              <w:szCs w:val="32"/>
+            </w:rPr>
             <w:fldChar w:fldCharType="begin"/>
           </w:r>
           <w:r>
+            <w:rPr>
+              <w:sz w:val="32"/>
+              <w:szCs w:val="32"/>
+            </w:rPr>
             <w:instrText xml:space="preserve"> TOC \o "1-3" \h \z \u </w:instrText>
           </w:r>
           <w:r>
+            <w:rPr>
+              <w:sz w:val="32"/>
+              <w:szCs w:val="32"/>
+            </w:rPr>
             <w:fldChar w:fldCharType="separate"/>
           </w:r>
         </w:p>
@@ -49,6 +65,8 @@
             <w:rPr>
               <w:rFonts w:asciiTheme="minorHAnsi" w:eastAsiaTheme="minorEastAsia" w:hAnsiTheme="minorHAnsi" w:cstheme="minorBidi"/>
               <w:noProof/>
+              <w:sz w:val="32"/>
+              <w:szCs w:val="32"/>
               <w:lang w:eastAsia="en-US" w:bidi="ar-SA"/>
               <w14:ligatures w14:val="standardContextual"/>
             </w:rPr>
@@ -58,6 +76,8 @@
               <w:rPr>
                 <w:rStyle w:val="Hyperlink"/>
                 <w:noProof/>
+                <w:sz w:val="32"/>
+                <w:szCs w:val="32"/>
               </w:rPr>
               <w:t>Project - Build a Student Grade &amp; Honor Roll Tracker</w:t>
             </w:r>
@@ -65,6 +85,8 @@
               <w:rPr>
                 <w:noProof/>
                 <w:webHidden/>
+                <w:sz w:val="32"/>
+                <w:szCs w:val="32"/>
               </w:rPr>
               <w:tab/>
             </w:r>
@@ -72,6 +94,8 @@
               <w:rPr>
                 <w:noProof/>
                 <w:webHidden/>
+                <w:sz w:val="32"/>
+                <w:szCs w:val="32"/>
               </w:rPr>
               <w:fldChar w:fldCharType="begin"/>
             </w:r>
@@ -79,6 +103,8 @@
               <w:rPr>
                 <w:noProof/>
                 <w:webHidden/>
+                <w:sz w:val="32"/>
+                <w:szCs w:val="32"/>
               </w:rPr>
               <w:instrText xml:space="preserve"> PAGEREF _Toc235524859 \h </w:instrText>
             </w:r>
@@ -86,12 +112,16 @@
               <w:rPr>
                 <w:noProof/>
                 <w:webHidden/>
-              </w:rPr>
-            </w:r>
-            <w:r>
-              <w:rPr>
-                <w:noProof/>
-                <w:webHidden/>
+                <w:sz w:val="32"/>
+                <w:szCs w:val="32"/>
+              </w:rPr>
+            </w:r>
+            <w:r>
+              <w:rPr>
+                <w:noProof/>
+                <w:webHidden/>
+                <w:sz w:val="32"/>
+                <w:szCs w:val="32"/>
               </w:rPr>
               <w:fldChar w:fldCharType="separate"/>
             </w:r>
@@ -99,6 +129,8 @@
               <w:rPr>
                 <w:noProof/>
                 <w:webHidden/>
+                <w:sz w:val="32"/>
+                <w:szCs w:val="32"/>
               </w:rPr>
               <w:t>20</w:t>
             </w:r>
@@ -106,6 +138,8 @@
               <w:rPr>
                 <w:noProof/>
                 <w:webHidden/>
+                <w:sz w:val="32"/>
+                <w:szCs w:val="32"/>
               </w:rPr>
               <w:fldChar w:fldCharType="end"/>
             </w:r>
@@ -117,6 +151,8 @@
             <w:rPr>
               <w:rFonts w:asciiTheme="minorHAnsi" w:eastAsiaTheme="minorEastAsia" w:hAnsiTheme="minorHAnsi" w:cstheme="minorBidi"/>
               <w:noProof/>
+              <w:sz w:val="32"/>
+              <w:szCs w:val="32"/>
               <w:lang w:eastAsia="en-US" w:bidi="ar-SA"/>
               <w14:ligatures w14:val="standardContextual"/>
             </w:rPr>
@@ -126,6 +162,8 @@
               <w:rPr>
                 <w:rStyle w:val="Hyperlink"/>
                 <w:noProof/>
+                <w:sz w:val="32"/>
+                <w:szCs w:val="32"/>
               </w:rPr>
               <w:t>Task 1: Read messy Student Names from user</w:t>
             </w:r>
@@ -133,6 +171,8 @@
               <w:rPr>
                 <w:noProof/>
                 <w:webHidden/>
+                <w:sz w:val="32"/>
+                <w:szCs w:val="32"/>
               </w:rPr>
               <w:tab/>
             </w:r>
@@ -140,6 +180,8 @@
               <w:rPr>
                 <w:noProof/>
                 <w:webHidden/>
+                <w:sz w:val="32"/>
+                <w:szCs w:val="32"/>
               </w:rPr>
               <w:fldChar w:fldCharType="begin"/>
             </w:r>
@@ -147,6 +189,8 @@
               <w:rPr>
                 <w:noProof/>
                 <w:webHidden/>
+                <w:sz w:val="32"/>
+                <w:szCs w:val="32"/>
               </w:rPr>
               <w:instrText xml:space="preserve"> PAGEREF _Toc235524860 \h </w:instrText>
             </w:r>
@@ -154,12 +198,16 @@
               <w:rPr>
                 <w:noProof/>
                 <w:webHidden/>
-              </w:rPr>
-            </w:r>
-            <w:r>
-              <w:rPr>
-                <w:noProof/>
-                <w:webHidden/>
+                <w:sz w:val="32"/>
+                <w:szCs w:val="32"/>
+              </w:rPr>
+            </w:r>
+            <w:r>
+              <w:rPr>
+                <w:noProof/>
+                <w:webHidden/>
+                <w:sz w:val="32"/>
+                <w:szCs w:val="32"/>
               </w:rPr>
               <w:fldChar w:fldCharType="separate"/>
             </w:r>
@@ -167,6 +215,8 @@
               <w:rPr>
                 <w:noProof/>
                 <w:webHidden/>
+                <w:sz w:val="32"/>
+                <w:szCs w:val="32"/>
               </w:rPr>
               <w:t>20</w:t>
             </w:r>
@@ -174,6 +224,8 @@
               <w:rPr>
                 <w:noProof/>
                 <w:webHidden/>
+                <w:sz w:val="32"/>
+                <w:szCs w:val="32"/>
               </w:rPr>
               <w:fldChar w:fldCharType="end"/>
             </w:r>
@@ -185,6 +237,8 @@
             <w:rPr>
               <w:rFonts w:asciiTheme="minorHAnsi" w:eastAsiaTheme="minorEastAsia" w:hAnsiTheme="minorHAnsi" w:cstheme="minorBidi"/>
               <w:noProof/>
+              <w:sz w:val="32"/>
+              <w:szCs w:val="32"/>
               <w:lang w:eastAsia="en-US" w:bidi="ar-SA"/>
               <w14:ligatures w14:val="standardContextual"/>
             </w:rPr>
@@ -194,6 +248,8 @@
               <w:rPr>
                 <w:rStyle w:val="Hyperlink"/>
                 <w:noProof/>
+                <w:sz w:val="32"/>
+                <w:szCs w:val="32"/>
               </w:rPr>
               <w:t>Task 2: Request user to input Math and Science grade and calculate the average</w:t>
             </w:r>
@@ -201,6 +257,8 @@
               <w:rPr>
                 <w:noProof/>
                 <w:webHidden/>
+                <w:sz w:val="32"/>
+                <w:szCs w:val="32"/>
               </w:rPr>
               <w:tab/>
             </w:r>
@@ -208,6 +266,8 @@
               <w:rPr>
                 <w:noProof/>
                 <w:webHidden/>
+                <w:sz w:val="32"/>
+                <w:szCs w:val="32"/>
               </w:rPr>
               <w:fldChar w:fldCharType="begin"/>
             </w:r>
@@ -215,6 +275,8 @@
               <w:rPr>
                 <w:noProof/>
                 <w:webHidden/>
+                <w:sz w:val="32"/>
+                <w:szCs w:val="32"/>
               </w:rPr>
               <w:instrText xml:space="preserve"> PAGEREF _Toc235524861 \h </w:instrText>
             </w:r>
@@ -222,12 +284,16 @@
               <w:rPr>
                 <w:noProof/>
                 <w:webHidden/>
-              </w:rPr>
-            </w:r>
-            <w:r>
-              <w:rPr>
-                <w:noProof/>
-                <w:webHidden/>
+                <w:sz w:val="32"/>
+                <w:szCs w:val="32"/>
+              </w:rPr>
+            </w:r>
+            <w:r>
+              <w:rPr>
+                <w:noProof/>
+                <w:webHidden/>
+                <w:sz w:val="32"/>
+                <w:szCs w:val="32"/>
               </w:rPr>
               <w:fldChar w:fldCharType="separate"/>
             </w:r>
@@ -235,6 +301,8 @@
               <w:rPr>
                 <w:noProof/>
                 <w:webHidden/>
+                <w:sz w:val="32"/>
+                <w:szCs w:val="32"/>
               </w:rPr>
               <w:t>22</w:t>
             </w:r>
@@ -242,6 +310,8 @@
               <w:rPr>
                 <w:noProof/>
                 <w:webHidden/>
+                <w:sz w:val="32"/>
+                <w:szCs w:val="32"/>
               </w:rPr>
               <w:fldChar w:fldCharType="end"/>
             </w:r>
@@ -253,6 +323,8 @@
             <w:rPr>
               <w:rFonts w:asciiTheme="minorHAnsi" w:eastAsiaTheme="minorEastAsia" w:hAnsiTheme="minorHAnsi" w:cstheme="minorBidi"/>
               <w:noProof/>
+              <w:sz w:val="32"/>
+              <w:szCs w:val="32"/>
               <w:lang w:eastAsia="en-US" w:bidi="ar-SA"/>
               <w14:ligatures w14:val="standardContextual"/>
             </w:rPr>
@@ -262,6 +334,8 @@
               <w:rPr>
                 <w:rStyle w:val="Hyperlink"/>
                 <w:noProof/>
+                <w:sz w:val="32"/>
+                <w:szCs w:val="32"/>
               </w:rPr>
               <w:t>Task 3: Scale Up to a Full Schedule.</w:t>
             </w:r>
@@ -269,6 +343,8 @@
               <w:rPr>
                 <w:noProof/>
                 <w:webHidden/>
+                <w:sz w:val="32"/>
+                <w:szCs w:val="32"/>
               </w:rPr>
               <w:tab/>
             </w:r>
@@ -276,6 +352,8 @@
               <w:rPr>
                 <w:noProof/>
                 <w:webHidden/>
+                <w:sz w:val="32"/>
+                <w:szCs w:val="32"/>
               </w:rPr>
               <w:fldChar w:fldCharType="begin"/>
             </w:r>
@@ -283,6 +361,8 @@
               <w:rPr>
                 <w:noProof/>
                 <w:webHidden/>
+                <w:sz w:val="32"/>
+                <w:szCs w:val="32"/>
               </w:rPr>
               <w:instrText xml:space="preserve"> PAGEREF _Toc235524862 \h </w:instrText>
             </w:r>
@@ -290,12 +370,16 @@
               <w:rPr>
                 <w:noProof/>
                 <w:webHidden/>
-              </w:rPr>
-            </w:r>
-            <w:r>
-              <w:rPr>
-                <w:noProof/>
-                <w:webHidden/>
+                <w:sz w:val="32"/>
+                <w:szCs w:val="32"/>
+              </w:rPr>
+            </w:r>
+            <w:r>
+              <w:rPr>
+                <w:noProof/>
+                <w:webHidden/>
+                <w:sz w:val="32"/>
+                <w:szCs w:val="32"/>
               </w:rPr>
               <w:fldChar w:fldCharType="separate"/>
             </w:r>
@@ -303,6 +387,8 @@
               <w:rPr>
                 <w:noProof/>
                 <w:webHidden/>
+                <w:sz w:val="32"/>
+                <w:szCs w:val="32"/>
               </w:rPr>
               <w:t>23</w:t>
             </w:r>
@@ -310,6 +396,8 @@
               <w:rPr>
                 <w:noProof/>
                 <w:webHidden/>
+                <w:sz w:val="32"/>
+                <w:szCs w:val="32"/>
               </w:rPr>
               <w:fldChar w:fldCharType="end"/>
             </w:r>
@@ -321,6 +409,8 @@
             <w:rPr>
               <w:rFonts w:asciiTheme="minorHAnsi" w:eastAsiaTheme="minorEastAsia" w:hAnsiTheme="minorHAnsi" w:cstheme="minorBidi"/>
               <w:noProof/>
+              <w:sz w:val="32"/>
+              <w:szCs w:val="32"/>
               <w:lang w:eastAsia="en-US" w:bidi="ar-SA"/>
               <w14:ligatures w14:val="standardContextual"/>
             </w:rPr>
@@ -330,6 +420,8 @@
               <w:rPr>
                 <w:rStyle w:val="Hyperlink"/>
                 <w:noProof/>
+                <w:sz w:val="32"/>
+                <w:szCs w:val="32"/>
               </w:rPr>
               <w:t>Task 4: Clean the Main Architecture (Introducing Multiple Functions)</w:t>
             </w:r>
@@ -337,6 +429,8 @@
               <w:rPr>
                 <w:noProof/>
                 <w:webHidden/>
+                <w:sz w:val="32"/>
+                <w:szCs w:val="32"/>
               </w:rPr>
               <w:tab/>
             </w:r>
@@ -344,6 +438,8 @@
               <w:rPr>
                 <w:noProof/>
                 <w:webHidden/>
+                <w:sz w:val="32"/>
+                <w:szCs w:val="32"/>
               </w:rPr>
               <w:fldChar w:fldCharType="begin"/>
             </w:r>
@@ -351,6 +447,8 @@
               <w:rPr>
                 <w:noProof/>
                 <w:webHidden/>
+                <w:sz w:val="32"/>
+                <w:szCs w:val="32"/>
               </w:rPr>
               <w:instrText xml:space="preserve"> PAGEREF _Toc235524863 \h </w:instrText>
             </w:r>
@@ -358,12 +456,16 @@
               <w:rPr>
                 <w:noProof/>
                 <w:webHidden/>
-              </w:rPr>
-            </w:r>
-            <w:r>
-              <w:rPr>
-                <w:noProof/>
-                <w:webHidden/>
+                <w:sz w:val="32"/>
+                <w:szCs w:val="32"/>
+              </w:rPr>
+            </w:r>
+            <w:r>
+              <w:rPr>
+                <w:noProof/>
+                <w:webHidden/>
+                <w:sz w:val="32"/>
+                <w:szCs w:val="32"/>
               </w:rPr>
               <w:fldChar w:fldCharType="separate"/>
             </w:r>
@@ -371,6 +473,8 @@
               <w:rPr>
                 <w:noProof/>
                 <w:webHidden/>
+                <w:sz w:val="32"/>
+                <w:szCs w:val="32"/>
               </w:rPr>
               <w:t>24</w:t>
             </w:r>
@@ -378,6 +482,8 @@
               <w:rPr>
                 <w:noProof/>
                 <w:webHidden/>
+                <w:sz w:val="32"/>
+                <w:szCs w:val="32"/>
               </w:rPr>
               <w:fldChar w:fldCharType="end"/>
             </w:r>
@@ -389,6 +495,8 @@
             <w:rPr>
               <w:rFonts w:asciiTheme="minorHAnsi" w:eastAsiaTheme="minorEastAsia" w:hAnsiTheme="minorHAnsi" w:cstheme="minorBidi"/>
               <w:noProof/>
+              <w:sz w:val="32"/>
+              <w:szCs w:val="32"/>
               <w:lang w:eastAsia="en-US" w:bidi="ar-SA"/>
               <w14:ligatures w14:val="standardContextual"/>
             </w:rPr>
@@ -398,6 +506,8 @@
               <w:rPr>
                 <w:rStyle w:val="Hyperlink"/>
                 <w:noProof/>
+                <w:sz w:val="32"/>
+                <w:szCs w:val="32"/>
               </w:rPr>
               <w:t>Task 5: OOPs concepts – class, encapsulation</w:t>
             </w:r>
@@ -405,6 +515,8 @@
               <w:rPr>
                 <w:noProof/>
                 <w:webHidden/>
+                <w:sz w:val="32"/>
+                <w:szCs w:val="32"/>
               </w:rPr>
               <w:tab/>
             </w:r>
@@ -412,6 +524,8 @@
               <w:rPr>
                 <w:noProof/>
                 <w:webHidden/>
+                <w:sz w:val="32"/>
+                <w:szCs w:val="32"/>
               </w:rPr>
               <w:fldChar w:fldCharType="begin"/>
             </w:r>
@@ -419,6 +533,8 @@
               <w:rPr>
                 <w:noProof/>
                 <w:webHidden/>
+                <w:sz w:val="32"/>
+                <w:szCs w:val="32"/>
               </w:rPr>
               <w:instrText xml:space="preserve"> PAGEREF _Toc235524864 \h </w:instrText>
             </w:r>
@@ -426,12 +542,16 @@
               <w:rPr>
                 <w:noProof/>
                 <w:webHidden/>
-              </w:rPr>
-            </w:r>
-            <w:r>
-              <w:rPr>
-                <w:noProof/>
-                <w:webHidden/>
+                <w:sz w:val="32"/>
+                <w:szCs w:val="32"/>
+              </w:rPr>
+            </w:r>
+            <w:r>
+              <w:rPr>
+                <w:noProof/>
+                <w:webHidden/>
+                <w:sz w:val="32"/>
+                <w:szCs w:val="32"/>
               </w:rPr>
               <w:fldChar w:fldCharType="separate"/>
             </w:r>
@@ -439,6 +559,8 @@
               <w:rPr>
                 <w:noProof/>
                 <w:webHidden/>
+                <w:sz w:val="32"/>
+                <w:szCs w:val="32"/>
               </w:rPr>
               <w:t>26</w:t>
             </w:r>
@@ -446,6 +568,8 @@
               <w:rPr>
                 <w:noProof/>
                 <w:webHidden/>
+                <w:sz w:val="32"/>
+                <w:szCs w:val="32"/>
               </w:rPr>
               <w:fldChar w:fldCharType="end"/>
             </w:r>
@@ -457,6 +581,8 @@
             <w:rPr>
               <w:rFonts w:asciiTheme="minorHAnsi" w:eastAsiaTheme="minorEastAsia" w:hAnsiTheme="minorHAnsi" w:cstheme="minorBidi"/>
               <w:noProof/>
+              <w:sz w:val="32"/>
+              <w:szCs w:val="32"/>
               <w:lang w:eastAsia="en-US" w:bidi="ar-SA"/>
               <w14:ligatures w14:val="standardContextual"/>
             </w:rPr>
@@ -466,6 +592,8 @@
               <w:rPr>
                 <w:rStyle w:val="Hyperlink"/>
                 <w:noProof/>
+                <w:sz w:val="32"/>
+                <w:szCs w:val="32"/>
               </w:rPr>
               <w:t>Task 6: OOPs concepts – Data hiding</w:t>
             </w:r>
@@ -473,6 +601,8 @@
               <w:rPr>
                 <w:noProof/>
                 <w:webHidden/>
+                <w:sz w:val="32"/>
+                <w:szCs w:val="32"/>
               </w:rPr>
               <w:tab/>
             </w:r>
@@ -480,6 +610,8 @@
               <w:rPr>
                 <w:noProof/>
                 <w:webHidden/>
+                <w:sz w:val="32"/>
+                <w:szCs w:val="32"/>
               </w:rPr>
               <w:fldChar w:fldCharType="begin"/>
             </w:r>
@@ -487,6 +619,8 @@
               <w:rPr>
                 <w:noProof/>
                 <w:webHidden/>
+                <w:sz w:val="32"/>
+                <w:szCs w:val="32"/>
               </w:rPr>
               <w:instrText xml:space="preserve"> PAGEREF _Toc235524865 \h </w:instrText>
             </w:r>
@@ -494,12 +628,16 @@
               <w:rPr>
                 <w:noProof/>
                 <w:webHidden/>
-              </w:rPr>
-            </w:r>
-            <w:r>
-              <w:rPr>
-                <w:noProof/>
-                <w:webHidden/>
+                <w:sz w:val="32"/>
+                <w:szCs w:val="32"/>
+              </w:rPr>
+            </w:r>
+            <w:r>
+              <w:rPr>
+                <w:noProof/>
+                <w:webHidden/>
+                <w:sz w:val="32"/>
+                <w:szCs w:val="32"/>
               </w:rPr>
               <w:fldChar w:fldCharType="separate"/>
             </w:r>
@@ -507,6 +645,8 @@
               <w:rPr>
                 <w:noProof/>
                 <w:webHidden/>
+                <w:sz w:val="32"/>
+                <w:szCs w:val="32"/>
               </w:rPr>
               <w:t>28</w:t>
             </w:r>
@@ -514,6 +654,8 @@
               <w:rPr>
                 <w:noProof/>
                 <w:webHidden/>
+                <w:sz w:val="32"/>
+                <w:szCs w:val="32"/>
               </w:rPr>
               <w:fldChar w:fldCharType="end"/>
             </w:r>
@@ -525,6 +667,8 @@
             <w:rPr>
               <w:rFonts w:asciiTheme="minorHAnsi" w:eastAsiaTheme="minorEastAsia" w:hAnsiTheme="minorHAnsi" w:cstheme="minorBidi"/>
               <w:noProof/>
+              <w:sz w:val="32"/>
+              <w:szCs w:val="32"/>
               <w:lang w:eastAsia="en-US" w:bidi="ar-SA"/>
               <w14:ligatures w14:val="standardContextual"/>
             </w:rPr>
@@ -534,6 +678,8 @@
               <w:rPr>
                 <w:rStyle w:val="Hyperlink"/>
                 <w:noProof/>
+                <w:sz w:val="32"/>
+                <w:szCs w:val="32"/>
               </w:rPr>
               <w:t>Task 7: OOPs – Inheritance and overridding</w:t>
             </w:r>
@@ -541,6 +687,8 @@
               <w:rPr>
                 <w:noProof/>
                 <w:webHidden/>
+                <w:sz w:val="32"/>
+                <w:szCs w:val="32"/>
               </w:rPr>
               <w:tab/>
             </w:r>
@@ -548,6 +696,8 @@
               <w:rPr>
                 <w:noProof/>
                 <w:webHidden/>
+                <w:sz w:val="32"/>
+                <w:szCs w:val="32"/>
               </w:rPr>
               <w:fldChar w:fldCharType="begin"/>
             </w:r>
@@ -555,6 +705,8 @@
               <w:rPr>
                 <w:noProof/>
                 <w:webHidden/>
+                <w:sz w:val="32"/>
+                <w:szCs w:val="32"/>
               </w:rPr>
               <w:instrText xml:space="preserve"> PAGEREF _Toc235524866 \h </w:instrText>
             </w:r>
@@ -562,12 +714,16 @@
               <w:rPr>
                 <w:noProof/>
                 <w:webHidden/>
-              </w:rPr>
-            </w:r>
-            <w:r>
-              <w:rPr>
-                <w:noProof/>
-                <w:webHidden/>
+                <w:sz w:val="32"/>
+                <w:szCs w:val="32"/>
+              </w:rPr>
+            </w:r>
+            <w:r>
+              <w:rPr>
+                <w:noProof/>
+                <w:webHidden/>
+                <w:sz w:val="32"/>
+                <w:szCs w:val="32"/>
               </w:rPr>
               <w:fldChar w:fldCharType="separate"/>
             </w:r>
@@ -575,6 +731,8 @@
               <w:rPr>
                 <w:noProof/>
                 <w:webHidden/>
+                <w:sz w:val="32"/>
+                <w:szCs w:val="32"/>
               </w:rPr>
               <w:t>31</w:t>
             </w:r>
@@ -582,6 +740,8 @@
               <w:rPr>
                 <w:noProof/>
                 <w:webHidden/>
+                <w:sz w:val="32"/>
+                <w:szCs w:val="32"/>
               </w:rPr>
               <w:fldChar w:fldCharType="end"/>
             </w:r>
@@ -593,6 +753,8 @@
             <w:rPr>
               <w:rFonts w:asciiTheme="minorHAnsi" w:eastAsiaTheme="minorEastAsia" w:hAnsiTheme="minorHAnsi" w:cstheme="minorBidi"/>
               <w:noProof/>
+              <w:sz w:val="32"/>
+              <w:szCs w:val="32"/>
               <w:lang w:eastAsia="en-US" w:bidi="ar-SA"/>
               <w14:ligatures w14:val="standardContextual"/>
             </w:rPr>
@@ -602,6 +764,8 @@
               <w:rPr>
                 <w:rStyle w:val="Hyperlink"/>
                 <w:noProof/>
+                <w:sz w:val="32"/>
+                <w:szCs w:val="32"/>
               </w:rPr>
               <w:t>Task 8: OOPS – Polymorphism</w:t>
             </w:r>
@@ -609,6 +773,8 @@
               <w:rPr>
                 <w:noProof/>
                 <w:webHidden/>
+                <w:sz w:val="32"/>
+                <w:szCs w:val="32"/>
               </w:rPr>
               <w:tab/>
             </w:r>
@@ -616,6 +782,8 @@
               <w:rPr>
                 <w:noProof/>
                 <w:webHidden/>
+                <w:sz w:val="32"/>
+                <w:szCs w:val="32"/>
               </w:rPr>
               <w:fldChar w:fldCharType="begin"/>
             </w:r>
@@ -623,6 +791,8 @@
               <w:rPr>
                 <w:noProof/>
                 <w:webHidden/>
+                <w:sz w:val="32"/>
+                <w:szCs w:val="32"/>
               </w:rPr>
               <w:instrText xml:space="preserve"> PAGEREF _Toc235524867 \h </w:instrText>
             </w:r>
@@ -630,12 +800,16 @@
               <w:rPr>
                 <w:noProof/>
                 <w:webHidden/>
-              </w:rPr>
-            </w:r>
-            <w:r>
-              <w:rPr>
-                <w:noProof/>
-                <w:webHidden/>
+                <w:sz w:val="32"/>
+                <w:szCs w:val="32"/>
+              </w:rPr>
+            </w:r>
+            <w:r>
+              <w:rPr>
+                <w:noProof/>
+                <w:webHidden/>
+                <w:sz w:val="32"/>
+                <w:szCs w:val="32"/>
               </w:rPr>
               <w:fldChar w:fldCharType="separate"/>
             </w:r>
@@ -643,6 +817,8 @@
               <w:rPr>
                 <w:noProof/>
                 <w:webHidden/>
+                <w:sz w:val="32"/>
+                <w:szCs w:val="32"/>
               </w:rPr>
               <w:t>34</w:t>
             </w:r>
@@ -650,6 +826,8 @@
               <w:rPr>
                 <w:noProof/>
                 <w:webHidden/>
+                <w:sz w:val="32"/>
+                <w:szCs w:val="32"/>
               </w:rPr>
               <w:fldChar w:fldCharType="end"/>
             </w:r>
@@ -661,6 +839,8 @@
             <w:rPr>
               <w:rFonts w:asciiTheme="minorHAnsi" w:eastAsiaTheme="minorEastAsia" w:hAnsiTheme="minorHAnsi" w:cstheme="minorBidi"/>
               <w:noProof/>
+              <w:sz w:val="32"/>
+              <w:szCs w:val="32"/>
               <w:lang w:eastAsia="en-US" w:bidi="ar-SA"/>
               <w14:ligatures w14:val="standardContextual"/>
             </w:rPr>
@@ -670,6 +850,8 @@
               <w:rPr>
                 <w:rStyle w:val="Hyperlink"/>
                 <w:noProof/>
+                <w:sz w:val="32"/>
+                <w:szCs w:val="32"/>
               </w:rPr>
               <w:t>Task 9: File Input Output</w:t>
             </w:r>
@@ -677,6 +859,8 @@
               <w:rPr>
                 <w:noProof/>
                 <w:webHidden/>
+                <w:sz w:val="32"/>
+                <w:szCs w:val="32"/>
               </w:rPr>
               <w:tab/>
             </w:r>
@@ -684,6 +868,8 @@
               <w:rPr>
                 <w:noProof/>
                 <w:webHidden/>
+                <w:sz w:val="32"/>
+                <w:szCs w:val="32"/>
               </w:rPr>
               <w:fldChar w:fldCharType="begin"/>
             </w:r>
@@ -691,6 +877,8 @@
               <w:rPr>
                 <w:noProof/>
                 <w:webHidden/>
+                <w:sz w:val="32"/>
+                <w:szCs w:val="32"/>
               </w:rPr>
               <w:instrText xml:space="preserve"> PAGEREF _Toc235524868 \h </w:instrText>
             </w:r>
@@ -698,12 +886,16 @@
               <w:rPr>
                 <w:noProof/>
                 <w:webHidden/>
-              </w:rPr>
-            </w:r>
-            <w:r>
-              <w:rPr>
-                <w:noProof/>
-                <w:webHidden/>
+                <w:sz w:val="32"/>
+                <w:szCs w:val="32"/>
+              </w:rPr>
+            </w:r>
+            <w:r>
+              <w:rPr>
+                <w:noProof/>
+                <w:webHidden/>
+                <w:sz w:val="32"/>
+                <w:szCs w:val="32"/>
               </w:rPr>
               <w:fldChar w:fldCharType="separate"/>
             </w:r>
@@ -711,6 +903,8 @@
               <w:rPr>
                 <w:noProof/>
                 <w:webHidden/>
+                <w:sz w:val="32"/>
+                <w:szCs w:val="32"/>
               </w:rPr>
               <w:t>37</w:t>
             </w:r>
@@ -718,6 +912,8 @@
               <w:rPr>
                 <w:noProof/>
                 <w:webHidden/>
+                <w:sz w:val="32"/>
+                <w:szCs w:val="32"/>
               </w:rPr>
               <w:fldChar w:fldCharType="end"/>
             </w:r>
@@ -729,6 +925,8 @@
             <w:rPr>
               <w:rFonts w:asciiTheme="minorHAnsi" w:eastAsiaTheme="minorEastAsia" w:hAnsiTheme="minorHAnsi" w:cstheme="minorBidi"/>
               <w:noProof/>
+              <w:sz w:val="32"/>
+              <w:szCs w:val="32"/>
               <w:lang w:eastAsia="en-US" w:bidi="ar-SA"/>
               <w14:ligatures w14:val="standardContextual"/>
             </w:rPr>
@@ -738,6 +936,8 @@
               <w:rPr>
                 <w:rStyle w:val="Hyperlink"/>
                 <w:noProof/>
+                <w:sz w:val="32"/>
+                <w:szCs w:val="32"/>
               </w:rPr>
               <w:t>Task 10: Read back from on start-up.</w:t>
             </w:r>
@@ -745,6 +945,8 @@
               <w:rPr>
                 <w:noProof/>
                 <w:webHidden/>
+                <w:sz w:val="32"/>
+                <w:szCs w:val="32"/>
               </w:rPr>
               <w:tab/>
             </w:r>
@@ -752,6 +954,8 @@
               <w:rPr>
                 <w:noProof/>
                 <w:webHidden/>
+                <w:sz w:val="32"/>
+                <w:szCs w:val="32"/>
               </w:rPr>
               <w:fldChar w:fldCharType="begin"/>
             </w:r>
@@ -759,6 +963,8 @@
               <w:rPr>
                 <w:noProof/>
                 <w:webHidden/>
+                <w:sz w:val="32"/>
+                <w:szCs w:val="32"/>
               </w:rPr>
               <w:instrText xml:space="preserve"> PAGEREF _Toc235524869 \h </w:instrText>
             </w:r>
@@ -766,12 +972,16 @@
               <w:rPr>
                 <w:noProof/>
                 <w:webHidden/>
-              </w:rPr>
-            </w:r>
-            <w:r>
-              <w:rPr>
-                <w:noProof/>
-                <w:webHidden/>
+                <w:sz w:val="32"/>
+                <w:szCs w:val="32"/>
+              </w:rPr>
+            </w:r>
+            <w:r>
+              <w:rPr>
+                <w:noProof/>
+                <w:webHidden/>
+                <w:sz w:val="32"/>
+                <w:szCs w:val="32"/>
               </w:rPr>
               <w:fldChar w:fldCharType="separate"/>
             </w:r>
@@ -779,6 +989,8 @@
               <w:rPr>
                 <w:noProof/>
                 <w:webHidden/>
+                <w:sz w:val="32"/>
+                <w:szCs w:val="32"/>
               </w:rPr>
               <w:t>40</w:t>
             </w:r>
@@ -786,17 +998,27 @@
               <w:rPr>
                 <w:noProof/>
                 <w:webHidden/>
+                <w:sz w:val="32"/>
+                <w:szCs w:val="32"/>
               </w:rPr>
               <w:fldChar w:fldCharType="end"/>
             </w:r>
           </w:hyperlink>
         </w:p>
         <w:p>
+          <w:pPr>
+            <w:rPr>
+              <w:sz w:val="32"/>
+              <w:szCs w:val="32"/>
+            </w:rPr>
+          </w:pPr>
           <w:r>
             <w:rPr>
               <w:b/>
               <w:bCs/>
               <w:noProof/>
+              <w:sz w:val="32"/>
+              <w:szCs w:val="32"/>
             </w:rPr>
             <w:fldChar w:fldCharType="end"/>
           </w:r>
@@ -810,58 +1032,97 @@
           <w:ilvl w:val="0"/>
           <w:numId w:val="0"/>
         </w:numPr>
+        <w:rPr>
+          <w:sz w:val="32"/>
+          <w:szCs w:val="32"/>
+        </w:rPr>
       </w:pPr>
       <w:bookmarkStart w:id="0" w:name="_Toc235524859"/>
       <w:r>
-        <w:t>Project - B</w:t>
-      </w:r>
-      <w:r>
-        <w:t>uild a Student Grade &amp; Honor Roll Tracker</w:t>
+        <w:rPr>
+          <w:sz w:val="32"/>
+          <w:szCs w:val="32"/>
+        </w:rPr>
+        <w:t>Project - Build a Student Grade &amp; Honor Roll Tracker</w:t>
       </w:r>
       <w:bookmarkEnd w:id="0"/>
     </w:p>
     <w:p>
+      <w:pPr>
+        <w:rPr>
+          <w:sz w:val="32"/>
+          <w:szCs w:val="32"/>
+        </w:rPr>
+      </w:pPr>
       <w:r>
+        <w:rPr>
+          <w:sz w:val="32"/>
+          <w:szCs w:val="32"/>
+        </w:rPr>
         <w:t xml:space="preserve">This project bridges your fundamental knowledge (I/O, logic, and functions) with the next set of essential Java concepts: </w:t>
       </w:r>
       <w:r>
         <w:rPr>
           <w:b/>
           <w:bCs/>
+          <w:sz w:val="32"/>
+          <w:szCs w:val="32"/>
         </w:rPr>
         <w:t>Strings</w:t>
       </w:r>
       <w:r>
+        <w:rPr>
+          <w:sz w:val="32"/>
+          <w:szCs w:val="32"/>
+        </w:rPr>
         <w:t xml:space="preserve">, </w:t>
       </w:r>
       <w:r>
         <w:rPr>
           <w:b/>
           <w:bCs/>
+          <w:sz w:val="32"/>
+          <w:szCs w:val="32"/>
         </w:rPr>
         <w:t>Arrays</w:t>
       </w:r>
       <w:r>
+        <w:rPr>
+          <w:sz w:val="32"/>
+          <w:szCs w:val="32"/>
+        </w:rPr>
         <w:t xml:space="preserve">, </w:t>
       </w:r>
       <w:r>
         <w:rPr>
           <w:b/>
           <w:bCs/>
+          <w:sz w:val="32"/>
+          <w:szCs w:val="32"/>
         </w:rPr>
         <w:t>Wrapper Classes/Type Casting</w:t>
       </w:r>
       <w:r>
+        <w:rPr>
+          <w:sz w:val="32"/>
+          <w:szCs w:val="32"/>
+        </w:rPr>
         <w:t xml:space="preserve">, and </w:t>
       </w:r>
       <w:r>
         <w:rPr>
           <w:b/>
           <w:bCs/>
+          <w:sz w:val="32"/>
+          <w:szCs w:val="32"/>
         </w:rPr>
         <w:t>Basic Classes/Objects</w:t>
       </w:r>
       <w:r>
+        <w:rPr>
+          <w:sz w:val="32"/>
+          <w:szCs w:val="32"/>
+        </w:rPr>
         <w:t>, inheritance and Polymorphism.</w:t>
       </w:r>
     </w:p>
@@ -870,12 +1131,16 @@
         <w:rPr>
           <w:b/>
           <w:bCs/>
+          <w:sz w:val="32"/>
+          <w:szCs w:val="32"/>
         </w:rPr>
       </w:pPr>
       <w:r>
         <w:rPr>
           <w:b/>
           <w:bCs/>
+          <w:sz w:val="32"/>
+          <w:szCs w:val="32"/>
         </w:rPr>
         <w:t>The Goal</w:t>
       </w:r>
@@ -884,30 +1149,66 @@
       <w:pPr>
         <w:spacing w:after="0" w:line="240" w:lineRule="auto"/>
         <w:contextualSpacing/>
+        <w:rPr>
+          <w:sz w:val="32"/>
+          <w:szCs w:val="32"/>
+        </w:rPr>
       </w:pPr>
       <w:r>
+        <w:rPr>
+          <w:sz w:val="32"/>
+          <w:szCs w:val="32"/>
+        </w:rPr>
         <w:t xml:space="preserve">Build </w:t>
       </w:r>
       <w:r>
+        <w:rPr>
+          <w:sz w:val="32"/>
+          <w:szCs w:val="32"/>
+        </w:rPr>
         <w:t>an</w:t>
       </w:r>
       <w:r>
+        <w:rPr>
+          <w:sz w:val="32"/>
+          <w:szCs w:val="32"/>
+        </w:rPr>
         <w:t xml:space="preserve"> </w:t>
       </w:r>
       <w:r>
+        <w:rPr>
+          <w:sz w:val="32"/>
+          <w:szCs w:val="32"/>
+        </w:rPr>
         <w:t>application</w:t>
       </w:r>
       <w:r>
+        <w:rPr>
+          <w:sz w:val="32"/>
+          <w:szCs w:val="32"/>
+        </w:rPr>
         <w:t xml:space="preserve"> that reads a student's raw data string</w:t>
       </w:r>
       <w:r>
+        <w:rPr>
+          <w:sz w:val="32"/>
+          <w:szCs w:val="32"/>
+        </w:rPr>
         <w:t xml:space="preserve"> from user.</w:t>
       </w:r>
       <w:r>
+        <w:rPr>
+          <w:sz w:val="32"/>
+          <w:szCs w:val="32"/>
+        </w:rPr>
         <w:br/>
         <w:t>E</w:t>
       </w:r>
       <w:r>
+        <w:rPr>
+          <w:sz w:val="32"/>
+          <w:szCs w:val="32"/>
+        </w:rPr>
         <w:t>xtracts their numeric grades into an array, calculates their average, and generates an automated report profile card.</w:t>
       </w:r>
     </w:p>
@@ -915,28 +1216,46 @@
       <w:pPr>
         <w:spacing w:after="0" w:line="240" w:lineRule="auto"/>
         <w:contextualSpacing/>
+        <w:rPr>
+          <w:sz w:val="32"/>
+          <w:szCs w:val="32"/>
+        </w:rPr>
       </w:pPr>
       <w:r>
-        <w:t xml:space="preserve">This </w:t>
+        <w:rPr>
+          <w:sz w:val="32"/>
+          <w:szCs w:val="32"/>
+        </w:rPr>
+        <w:t xml:space="preserve">This UnifiedTracker.java </w:t>
       </w:r>
       <w:r>
-        <w:t>UnifiedTracker.java</w:t>
-      </w:r>
-      <w:r>
-        <w:t xml:space="preserve"> </w:t>
-      </w:r>
-      <w:r>
+        <w:rPr>
+          <w:sz w:val="32"/>
+          <w:szCs w:val="32"/>
+        </w:rPr>
         <w:t xml:space="preserve">step-by-step evolution of </w:t>
       </w:r>
       <w:proofErr w:type="spellStart"/>
       <w:r>
+        <w:rPr>
+          <w:sz w:val="32"/>
+          <w:szCs w:val="32"/>
+        </w:rPr>
         <w:t>GradeTracker</w:t>
       </w:r>
       <w:proofErr w:type="spellEnd"/>
       <w:r>
+        <w:rPr>
+          <w:sz w:val="32"/>
+          <w:szCs w:val="32"/>
+        </w:rPr>
         <w:t xml:space="preserve"> </w:t>
       </w:r>
       <w:r>
+        <w:rPr>
+          <w:sz w:val="32"/>
+          <w:szCs w:val="32"/>
+        </w:rPr>
         <w:t>application.</w:t>
       </w:r>
     </w:p>
@@ -944,96 +1263,160 @@
       <w:pPr>
         <w:spacing w:after="0" w:line="240" w:lineRule="auto"/>
         <w:contextualSpacing/>
+        <w:rPr>
+          <w:sz w:val="32"/>
+          <w:szCs w:val="32"/>
+        </w:rPr>
       </w:pPr>
     </w:p>
     <w:p>
       <w:pPr>
         <w:spacing w:after="0" w:line="240" w:lineRule="auto"/>
         <w:contextualSpacing/>
+        <w:rPr>
+          <w:sz w:val="32"/>
+          <w:szCs w:val="32"/>
+        </w:rPr>
       </w:pPr>
     </w:p>
     <w:p>
       <w:pPr>
         <w:spacing w:after="0" w:line="240" w:lineRule="auto"/>
         <w:contextualSpacing/>
+        <w:rPr>
+          <w:sz w:val="32"/>
+          <w:szCs w:val="32"/>
+        </w:rPr>
       </w:pPr>
     </w:p>
     <w:p>
       <w:pPr>
         <w:spacing w:after="0" w:line="240" w:lineRule="auto"/>
         <w:contextualSpacing/>
+        <w:rPr>
+          <w:sz w:val="32"/>
+          <w:szCs w:val="32"/>
+        </w:rPr>
       </w:pPr>
     </w:p>
     <w:p>
       <w:pPr>
         <w:spacing w:after="0" w:line="240" w:lineRule="auto"/>
         <w:contextualSpacing/>
+        <w:rPr>
+          <w:sz w:val="32"/>
+          <w:szCs w:val="32"/>
+        </w:rPr>
       </w:pPr>
     </w:p>
     <w:p>
       <w:pPr>
         <w:spacing w:after="0" w:line="240" w:lineRule="auto"/>
         <w:contextualSpacing/>
+        <w:rPr>
+          <w:sz w:val="32"/>
+          <w:szCs w:val="32"/>
+        </w:rPr>
       </w:pPr>
     </w:p>
     <w:p>
       <w:pPr>
         <w:spacing w:after="0" w:line="240" w:lineRule="auto"/>
         <w:contextualSpacing/>
+        <w:rPr>
+          <w:sz w:val="32"/>
+          <w:szCs w:val="32"/>
+        </w:rPr>
       </w:pPr>
     </w:p>
     <w:p>
       <w:pPr>
         <w:spacing w:after="0" w:line="240" w:lineRule="auto"/>
         <w:contextualSpacing/>
+        <w:rPr>
+          <w:sz w:val="32"/>
+          <w:szCs w:val="32"/>
+        </w:rPr>
       </w:pPr>
     </w:p>
     <w:p>
       <w:pPr>
         <w:spacing w:after="0" w:line="240" w:lineRule="auto"/>
         <w:contextualSpacing/>
+        <w:rPr>
+          <w:sz w:val="32"/>
+          <w:szCs w:val="32"/>
+        </w:rPr>
       </w:pPr>
     </w:p>
     <w:p>
       <w:pPr>
         <w:spacing w:after="0" w:line="240" w:lineRule="auto"/>
         <w:contextualSpacing/>
+        <w:rPr>
+          <w:sz w:val="32"/>
+          <w:szCs w:val="32"/>
+        </w:rPr>
       </w:pPr>
     </w:p>
     <w:p>
       <w:pPr>
         <w:spacing w:after="0" w:line="240" w:lineRule="auto"/>
         <w:contextualSpacing/>
+        <w:rPr>
+          <w:sz w:val="32"/>
+          <w:szCs w:val="32"/>
+        </w:rPr>
       </w:pPr>
     </w:p>
     <w:p>
       <w:pPr>
         <w:spacing w:after="0" w:line="240" w:lineRule="auto"/>
         <w:contextualSpacing/>
+        <w:rPr>
+          <w:sz w:val="32"/>
+          <w:szCs w:val="32"/>
+        </w:rPr>
       </w:pPr>
     </w:p>
     <w:p>
       <w:pPr>
         <w:spacing w:after="0" w:line="240" w:lineRule="auto"/>
         <w:contextualSpacing/>
+        <w:rPr>
+          <w:sz w:val="32"/>
+          <w:szCs w:val="32"/>
+        </w:rPr>
       </w:pPr>
     </w:p>
     <w:p>
       <w:pPr>
         <w:spacing w:after="0" w:line="240" w:lineRule="auto"/>
         <w:contextualSpacing/>
+        <w:rPr>
+          <w:sz w:val="32"/>
+          <w:szCs w:val="32"/>
+        </w:rPr>
       </w:pPr>
     </w:p>
     <w:p>
       <w:pPr>
         <w:spacing w:after="0" w:line="240" w:lineRule="auto"/>
         <w:contextualSpacing/>
+        <w:rPr>
+          <w:sz w:val="32"/>
+          <w:szCs w:val="32"/>
+        </w:rPr>
       </w:pPr>
     </w:p>
     <w:p>
       <w:pPr>
         <w:spacing w:after="0" w:line="240" w:lineRule="auto"/>
         <w:contextualSpacing/>
+        <w:rPr>
+          <w:sz w:val="32"/>
+          <w:szCs w:val="32"/>
+        </w:rPr>
       </w:pPr>
     </w:p>
     <w:sectPr>
